--- a/Документационное сопровождение/Шаблоны.docx
+++ b/Документационное сопровождение/Шаблоны.docx
@@ -146,7 +146,16 @@
               <w:jc w:val="center"/>
             </w:pPr>
             <w:r>
-              <w:t>19.02.2026</w:t>
+              <w:t>10</w:t>
+            </w:r>
+            <w:r>
+              <w:t>.0</w:t>
+            </w:r>
+            <w:r>
+              <w:t>9</w:t>
+            </w:r>
+            <w:r>
+              <w:t>.2026</w:t>
             </w:r>
           </w:p>
         </w:tc>
@@ -174,7 +183,10 @@
               <w:jc w:val="center"/>
             </w:pPr>
             <w:r>
-              <w:t>№15-В</w:t>
+              <w:t>№</w:t>
+            </w:r>
+            <w:r>
+              <w:t>67-А</w:t>
             </w:r>
           </w:p>
         </w:tc>
@@ -205,16 +217,7 @@
               <w:jc w:val="center"/>
             </w:pPr>
             <w:r>
-              <w:t xml:space="preserve">Об утверждении плана разработки информационной системы анализа </w:t>
-            </w:r>
-            <w:r>
-              <w:t>данны</w:t>
-            </w:r>
-            <w:r>
-              <w:t>х</w:t>
-            </w:r>
-            <w:r>
-              <w:t xml:space="preserve"> об уязвимости компьютерных систем</w:t>
+              <w:t>О назначении ответственного за организацию обработки персональных данных и администратора безопасности</w:t>
             </w:r>
           </w:p>
         </w:tc>
@@ -242,19 +245,9 @@
           <w:p>
             <w:pPr>
               <w:ind w:firstLine="0"/>
-              <w:jc w:val="center"/>
             </w:pPr>
             <w:r>
-              <w:t>В целях</w:t>
-            </w:r>
-            <w:r>
-              <w:t xml:space="preserve"> улучшения комплекса аналитических мер по противодействию угрозам утвержденных </w:t>
-            </w:r>
-            <w:r>
-              <w:t>С</w:t>
-            </w:r>
-            <w:r>
-              <w:t>оветом цифровой безопасности от 24 сентября 2025 года №67</w:t>
+              <w:t>В соответствии с требованиями Федерального закона от 27.07.2006 № 152-ФЗ «О персональных данных», приказа ФСТЭК России от 18.02.2013 № 21 и в целях обеспечения безопасности информации, обработки и защиты персональных данных</w:t>
             </w:r>
           </w:p>
         </w:tc>
@@ -287,56 +280,825 @@
     </w:tbl>
     <w:p>
       <w:pPr>
-        <w:pStyle w:val="a4"/>
         <w:numPr>
           <w:ilvl w:val="0"/>
           <w:numId w:val="1"/>
         </w:numPr>
-      </w:pPr>
-      <w:r>
-        <w:t>В срок до 1 февраля 2026 года утвердить план разработки программного комплекса.</w:t>
-      </w:r>
-    </w:p>
-    <w:p>
-      <w:pPr>
-        <w:pStyle w:val="a4"/>
+        <w:tabs>
+          <w:tab w:val="left" w:pos="993"/>
+        </w:tabs>
+        <w:rPr>
+          <w:rFonts w:cs="Times New Roman"/>
+          <w:szCs w:val="28"/>
+        </w:rPr>
+      </w:pPr>
+      <w:r>
+        <w:rPr>
+          <w:rFonts w:cs="Times New Roman"/>
+          <w:szCs w:val="28"/>
+        </w:rPr>
+        <w:t>Назначить ответственным за организацию обработки персональных данных начальника отдела кадров</w:t>
+      </w:r>
+      <w:r>
+        <w:rPr>
+          <w:rFonts w:cs="Times New Roman"/>
+          <w:szCs w:val="28"/>
+        </w:rPr>
+        <w:t xml:space="preserve"> Иванова Ивана Ивановича.</w:t>
+      </w:r>
+    </w:p>
+    <w:p>
+      <w:pPr>
         <w:numPr>
           <w:ilvl w:val="0"/>
           <w:numId w:val="1"/>
         </w:numPr>
-      </w:pPr>
-      <w:r>
-        <w:t>Утвердить список ответственных за разработку (приложение 1).</w:t>
-      </w:r>
-    </w:p>
-    <w:p>
-      <w:pPr>
-        <w:pStyle w:val="a4"/>
+        <w:tabs>
+          <w:tab w:val="left" w:pos="993"/>
+        </w:tabs>
+        <w:rPr>
+          <w:rFonts w:cs="Times New Roman"/>
+          <w:szCs w:val="28"/>
+        </w:rPr>
+      </w:pPr>
+      <w:r>
+        <w:rPr>
+          <w:rFonts w:cs="Times New Roman"/>
+          <w:szCs w:val="28"/>
+        </w:rPr>
+        <w:t>Назначить администратором безопасности информации ведущего специалиста IT-отдела</w:t>
+      </w:r>
+      <w:r>
+        <w:rPr>
+          <w:rFonts w:cs="Times New Roman"/>
+          <w:szCs w:val="28"/>
+        </w:rPr>
+        <w:t xml:space="preserve"> Петрова Петра Петровича</w:t>
+      </w:r>
+      <w:r>
+        <w:rPr>
+          <w:rFonts w:cs="Times New Roman"/>
+          <w:szCs w:val="28"/>
+        </w:rPr>
+        <w:t>.</w:t>
+      </w:r>
+    </w:p>
+    <w:p>
+      <w:pPr>
         <w:numPr>
           <w:ilvl w:val="0"/>
           <w:numId w:val="1"/>
         </w:numPr>
-      </w:pPr>
-      <w:r>
-        <w:t>Директору по цифровому развитию ознакомить с приказом ответственных за разработку в срок до 18 февраля 2026 года.</w:t>
-      </w:r>
-    </w:p>
-    <w:p>
-      <w:pPr>
-        <w:pStyle w:val="a4"/>
+        <w:tabs>
+          <w:tab w:val="left" w:pos="993"/>
+        </w:tabs>
+        <w:rPr>
+          <w:rFonts w:cs="Times New Roman"/>
+          <w:szCs w:val="28"/>
+        </w:rPr>
+      </w:pPr>
+      <w:r>
+        <w:rPr>
+          <w:rFonts w:cs="Times New Roman"/>
+          <w:szCs w:val="28"/>
+        </w:rPr>
+        <w:t>Утвердить и ввести в действие с 1</w:t>
+      </w:r>
+      <w:r>
+        <w:rPr>
+          <w:rFonts w:cs="Times New Roman"/>
+          <w:szCs w:val="28"/>
+        </w:rPr>
+        <w:t>0</w:t>
+      </w:r>
+      <w:r>
+        <w:rPr>
+          <w:rFonts w:cs="Times New Roman"/>
+          <w:szCs w:val="28"/>
+        </w:rPr>
+        <w:t xml:space="preserve"> </w:t>
+      </w:r>
+      <w:r>
+        <w:rPr>
+          <w:rFonts w:cs="Times New Roman"/>
+          <w:szCs w:val="28"/>
+        </w:rPr>
+        <w:t>сентября</w:t>
+      </w:r>
+      <w:r>
+        <w:rPr>
+          <w:rFonts w:cs="Times New Roman"/>
+          <w:szCs w:val="28"/>
+        </w:rPr>
+        <w:t xml:space="preserve"> 202</w:t>
+      </w:r>
+      <w:r>
+        <w:rPr>
+          <w:rFonts w:cs="Times New Roman"/>
+          <w:szCs w:val="28"/>
+        </w:rPr>
+        <w:t>6</w:t>
+      </w:r>
+      <w:r>
+        <w:rPr>
+          <w:rFonts w:cs="Times New Roman"/>
+          <w:szCs w:val="28"/>
+        </w:rPr>
+        <w:t xml:space="preserve"> года:</w:t>
+      </w:r>
+    </w:p>
+    <w:p>
+      <w:pPr>
+        <w:numPr>
+          <w:ilvl w:val="1"/>
+          <w:numId w:val="4"/>
+        </w:numPr>
+        <w:tabs>
+          <w:tab w:val="left" w:pos="1560"/>
+        </w:tabs>
+        <w:rPr>
+          <w:rFonts w:cs="Times New Roman"/>
+          <w:szCs w:val="28"/>
+        </w:rPr>
+      </w:pPr>
+      <w:r>
+        <w:rPr>
+          <w:rFonts w:cs="Times New Roman"/>
+          <w:szCs w:val="28"/>
+        </w:rPr>
+        <w:t>Положение об обработке и защите персональных данных</w:t>
+      </w:r>
+    </w:p>
+    <w:p>
+      <w:pPr>
+        <w:numPr>
+          <w:ilvl w:val="1"/>
+          <w:numId w:val="4"/>
+        </w:numPr>
+        <w:tabs>
+          <w:tab w:val="left" w:pos="1560"/>
+        </w:tabs>
+        <w:rPr>
+          <w:rFonts w:cs="Times New Roman"/>
+          <w:szCs w:val="28"/>
+        </w:rPr>
+      </w:pPr>
+      <w:r>
+        <w:rPr>
+          <w:rFonts w:cs="Times New Roman"/>
+          <w:szCs w:val="28"/>
+        </w:rPr>
+        <w:t>Должностную инструкцию ответственного за организацию обработки персональных данных (Приложение №1);</w:t>
+      </w:r>
+    </w:p>
+    <w:p>
+      <w:pPr>
+        <w:numPr>
+          <w:ilvl w:val="1"/>
+          <w:numId w:val="4"/>
+        </w:numPr>
+        <w:tabs>
+          <w:tab w:val="left" w:pos="1560"/>
+        </w:tabs>
+        <w:rPr>
+          <w:rFonts w:cs="Times New Roman"/>
+          <w:szCs w:val="28"/>
+        </w:rPr>
+      </w:pPr>
+      <w:r>
+        <w:rPr>
+          <w:rFonts w:cs="Times New Roman"/>
+          <w:szCs w:val="28"/>
+        </w:rPr>
+        <w:t>Должностную инструкцию администратора безопасности информации (Приложение №2);</w:t>
+      </w:r>
+    </w:p>
+    <w:p>
+      <w:pPr>
+        <w:numPr>
+          <w:ilvl w:val="1"/>
+          <w:numId w:val="4"/>
+        </w:numPr>
+        <w:tabs>
+          <w:tab w:val="left" w:pos="1560"/>
+        </w:tabs>
+        <w:rPr>
+          <w:rFonts w:cs="Times New Roman"/>
+          <w:szCs w:val="28"/>
+        </w:rPr>
+      </w:pPr>
+      <w:r>
+        <w:rPr>
+          <w:rFonts w:cs="Times New Roman"/>
+          <w:szCs w:val="28"/>
+        </w:rPr>
+        <w:lastRenderedPageBreak/>
+        <w:t>Инструкцию пользователя по обеспечению безопасности персональных данных в информационной системе (Приложение №3).</w:t>
+      </w:r>
+    </w:p>
+    <w:p>
+      <w:pPr>
         <w:numPr>
           <w:ilvl w:val="0"/>
           <w:numId w:val="1"/>
         </w:numPr>
-      </w:pPr>
-      <w:r>
-        <w:t>Контроль за исполнением приказа оставляю за собой.</w:t>
-      </w:r>
+        <w:tabs>
+          <w:tab w:val="left" w:pos="993"/>
+        </w:tabs>
+        <w:rPr>
+          <w:rFonts w:cs="Times New Roman"/>
+          <w:szCs w:val="28"/>
+        </w:rPr>
+      </w:pPr>
+      <w:r>
+        <w:rPr>
+          <w:rFonts w:cs="Times New Roman"/>
+          <w:szCs w:val="28"/>
+        </w:rPr>
+        <w:t>Возложить на администратора безопасности информации (Петрова</w:t>
+      </w:r>
+      <w:r>
+        <w:rPr>
+          <w:rFonts w:cs="Times New Roman"/>
+          <w:szCs w:val="28"/>
+        </w:rPr>
+        <w:t xml:space="preserve"> П.П</w:t>
+      </w:r>
+      <w:r>
+        <w:rPr>
+          <w:rFonts w:cs="Times New Roman"/>
+          <w:szCs w:val="28"/>
+        </w:rPr>
+        <w:t>.) следующие функции:</w:t>
+      </w:r>
+    </w:p>
+    <w:p>
+      <w:pPr>
+        <w:numPr>
+          <w:ilvl w:val="1"/>
+          <w:numId w:val="5"/>
+        </w:numPr>
+        <w:tabs>
+          <w:tab w:val="left" w:pos="1560"/>
+        </w:tabs>
+        <w:rPr>
+          <w:rFonts w:cs="Times New Roman"/>
+          <w:szCs w:val="28"/>
+        </w:rPr>
+      </w:pPr>
+      <w:r>
+        <w:rPr>
+          <w:rFonts w:cs="Times New Roman"/>
+          <w:szCs w:val="28"/>
+        </w:rPr>
+        <w:t>Разграничение и контроль доступа пользователей к информационным ресурсам, содержащим персональные данные.</w:t>
+      </w:r>
+    </w:p>
+    <w:p>
+      <w:pPr>
+        <w:numPr>
+          <w:ilvl w:val="1"/>
+          <w:numId w:val="5"/>
+        </w:numPr>
+        <w:tabs>
+          <w:tab w:val="left" w:pos="1560"/>
+        </w:tabs>
+        <w:rPr>
+          <w:rFonts w:cs="Times New Roman"/>
+          <w:szCs w:val="28"/>
+        </w:rPr>
+      </w:pPr>
+      <w:r>
+        <w:rPr>
+          <w:rFonts w:cs="Times New Roman"/>
+          <w:szCs w:val="28"/>
+        </w:rPr>
+        <w:t>Учет и регистрацию учетных записей пользователей.</w:t>
+      </w:r>
+    </w:p>
+    <w:p>
+      <w:pPr>
+        <w:numPr>
+          <w:ilvl w:val="1"/>
+          <w:numId w:val="5"/>
+        </w:numPr>
+        <w:tabs>
+          <w:tab w:val="left" w:pos="1560"/>
+        </w:tabs>
+        <w:rPr>
+          <w:rFonts w:cs="Times New Roman"/>
+          <w:szCs w:val="28"/>
+        </w:rPr>
+      </w:pPr>
+      <w:r>
+        <w:rPr>
+          <w:rFonts w:cs="Times New Roman"/>
+          <w:szCs w:val="28"/>
+        </w:rPr>
+        <w:t>Обеспечение периодической смены паролей доступа.</w:t>
+      </w:r>
+    </w:p>
+    <w:p>
+      <w:pPr>
+        <w:numPr>
+          <w:ilvl w:val="1"/>
+          <w:numId w:val="5"/>
+        </w:numPr>
+        <w:tabs>
+          <w:tab w:val="left" w:pos="1560"/>
+        </w:tabs>
+        <w:rPr>
+          <w:rFonts w:cs="Times New Roman"/>
+          <w:szCs w:val="28"/>
+        </w:rPr>
+      </w:pPr>
+      <w:r>
+        <w:rPr>
+          <w:rFonts w:cs="Times New Roman"/>
+          <w:szCs w:val="28"/>
+        </w:rPr>
+        <w:t>Контроль за соблюдением правил обработки и защиты информации.</w:t>
+      </w:r>
+    </w:p>
+    <w:p>
+      <w:pPr>
+        <w:numPr>
+          <w:ilvl w:val="1"/>
+          <w:numId w:val="5"/>
+        </w:numPr>
+        <w:tabs>
+          <w:tab w:val="left" w:pos="1560"/>
+        </w:tabs>
+        <w:rPr>
+          <w:rFonts w:cs="Times New Roman"/>
+          <w:szCs w:val="28"/>
+        </w:rPr>
+      </w:pPr>
+      <w:r>
+        <w:rPr>
+          <w:rFonts w:cs="Times New Roman"/>
+          <w:szCs w:val="28"/>
+        </w:rPr>
+        <w:t>Немедленное реагирование на инциденты информационной безопасности, связанные с персональными данными, в соответствии с утвержденными процедурами.</w:t>
+      </w:r>
+    </w:p>
+    <w:p>
+      <w:pPr>
+        <w:numPr>
+          <w:ilvl w:val="1"/>
+          <w:numId w:val="5"/>
+        </w:numPr>
+        <w:tabs>
+          <w:tab w:val="left" w:pos="1560"/>
+        </w:tabs>
+        <w:rPr>
+          <w:rFonts w:cs="Times New Roman"/>
+          <w:szCs w:val="28"/>
+        </w:rPr>
+      </w:pPr>
+      <w:r>
+        <w:rPr>
+          <w:rFonts w:cs="Times New Roman"/>
+          <w:szCs w:val="28"/>
+        </w:rPr>
+        <w:t>Проверку целостности и исправности средств защиты информации.</w:t>
+      </w:r>
+    </w:p>
+    <w:p>
+      <w:pPr>
+        <w:numPr>
+          <w:ilvl w:val="0"/>
+          <w:numId w:val="1"/>
+        </w:numPr>
+        <w:tabs>
+          <w:tab w:val="left" w:pos="993"/>
+        </w:tabs>
+        <w:rPr>
+          <w:rFonts w:cs="Times New Roman"/>
+          <w:szCs w:val="28"/>
+        </w:rPr>
+      </w:pPr>
+      <w:r>
+        <w:rPr>
+          <w:rFonts w:cs="Times New Roman"/>
+          <w:szCs w:val="28"/>
+        </w:rPr>
+        <w:t>Возложить на ответственного за организацию обработки персональных данных (</w:t>
+      </w:r>
+      <w:r>
+        <w:rPr>
+          <w:rFonts w:cs="Times New Roman"/>
+          <w:szCs w:val="28"/>
+        </w:rPr>
+        <w:t xml:space="preserve">Иванова И.И.) </w:t>
+      </w:r>
+      <w:r>
+        <w:rPr>
+          <w:rFonts w:cs="Times New Roman"/>
+          <w:szCs w:val="28"/>
+        </w:rPr>
+        <w:t xml:space="preserve">организацию обработки </w:t>
+      </w:r>
+      <w:proofErr w:type="spellStart"/>
+      <w:r>
+        <w:rPr>
+          <w:rFonts w:cs="Times New Roman"/>
+          <w:szCs w:val="28"/>
+        </w:rPr>
+        <w:t>ПДн</w:t>
+      </w:r>
+      <w:proofErr w:type="spellEnd"/>
+      <w:r>
+        <w:rPr>
+          <w:rFonts w:cs="Times New Roman"/>
+          <w:szCs w:val="28"/>
+        </w:rPr>
+        <w:t>, взаимодействие с регуляторами, контроль за соблюдением законодательства в области персональных данных внутри.</w:t>
+      </w:r>
+    </w:p>
+    <w:p>
+      <w:pPr>
+        <w:numPr>
+          <w:ilvl w:val="0"/>
+          <w:numId w:val="1"/>
+        </w:numPr>
+        <w:tabs>
+          <w:tab w:val="left" w:pos="993"/>
+        </w:tabs>
+        <w:rPr>
+          <w:rFonts w:cs="Times New Roman"/>
+          <w:szCs w:val="28"/>
+        </w:rPr>
+      </w:pPr>
+      <w:r>
+        <w:rPr>
+          <w:rFonts w:cs="Times New Roman"/>
+          <w:szCs w:val="28"/>
+        </w:rPr>
+        <w:t>Назначить группу реагирования на инциденты информационной безопасности в следующем составе:</w:t>
+      </w:r>
+    </w:p>
+    <w:p>
+      <w:pPr>
+        <w:numPr>
+          <w:ilvl w:val="1"/>
+          <w:numId w:val="6"/>
+        </w:numPr>
+        <w:tabs>
+          <w:tab w:val="left" w:pos="1560"/>
+        </w:tabs>
+        <w:rPr>
+          <w:rFonts w:cs="Times New Roman"/>
+          <w:szCs w:val="28"/>
+        </w:rPr>
+      </w:pPr>
+      <w:r>
+        <w:rPr>
+          <w:rFonts w:cs="Times New Roman"/>
+          <w:szCs w:val="28"/>
+        </w:rPr>
+        <w:t>Петров</w:t>
+      </w:r>
+      <w:r>
+        <w:rPr>
+          <w:rFonts w:cs="Times New Roman"/>
+          <w:szCs w:val="28"/>
+        </w:rPr>
+        <w:t xml:space="preserve"> П.П.</w:t>
+      </w:r>
+      <w:r>
+        <w:rPr>
+          <w:rFonts w:cs="Times New Roman"/>
+          <w:szCs w:val="28"/>
+        </w:rPr>
+        <w:t>– председатель группы (администратор безопасности);</w:t>
+      </w:r>
+    </w:p>
+    <w:p>
+      <w:pPr>
+        <w:numPr>
+          <w:ilvl w:val="1"/>
+          <w:numId w:val="6"/>
+        </w:numPr>
+        <w:tabs>
+          <w:tab w:val="left" w:pos="1560"/>
+        </w:tabs>
+        <w:rPr>
+          <w:rFonts w:cs="Times New Roman"/>
+          <w:szCs w:val="28"/>
+        </w:rPr>
+      </w:pPr>
+      <w:r>
+        <w:rPr>
+          <w:rFonts w:cs="Times New Roman"/>
+          <w:szCs w:val="28"/>
+        </w:rPr>
+        <w:t>Сидоров</w:t>
+      </w:r>
+      <w:r>
+        <w:rPr>
+          <w:rFonts w:cs="Times New Roman"/>
+          <w:szCs w:val="28"/>
+        </w:rPr>
+        <w:t xml:space="preserve"> С.С.</w:t>
+      </w:r>
+      <w:r>
+        <w:rPr>
+          <w:rFonts w:cs="Times New Roman"/>
+          <w:szCs w:val="28"/>
+        </w:rPr>
+        <w:t>– системный администратор;</w:t>
+      </w:r>
+    </w:p>
+    <w:p>
+      <w:pPr>
+        <w:numPr>
+          <w:ilvl w:val="1"/>
+          <w:numId w:val="6"/>
+        </w:numPr>
+        <w:tabs>
+          <w:tab w:val="left" w:pos="1560"/>
+        </w:tabs>
+        <w:rPr>
+          <w:rFonts w:cs="Times New Roman"/>
+          <w:szCs w:val="28"/>
+        </w:rPr>
+      </w:pPr>
+      <w:r>
+        <w:rPr>
+          <w:rFonts w:cs="Times New Roman"/>
+          <w:szCs w:val="28"/>
+        </w:rPr>
+        <w:t>Иванов И.</w:t>
+      </w:r>
+      <w:r>
+        <w:rPr>
+          <w:rFonts w:cs="Times New Roman"/>
+          <w:szCs w:val="28"/>
+        </w:rPr>
+        <w:t>И</w:t>
+      </w:r>
+      <w:r>
+        <w:rPr>
+          <w:rFonts w:cs="Times New Roman"/>
+          <w:szCs w:val="28"/>
+        </w:rPr>
+        <w:t xml:space="preserve">. – ответственный за обработку </w:t>
+      </w:r>
+      <w:proofErr w:type="spellStart"/>
+      <w:r>
+        <w:rPr>
+          <w:rFonts w:cs="Times New Roman"/>
+          <w:szCs w:val="28"/>
+        </w:rPr>
+        <w:t>ПДн</w:t>
+      </w:r>
+      <w:proofErr w:type="spellEnd"/>
+      <w:r>
+        <w:rPr>
+          <w:rFonts w:cs="Times New Roman"/>
+          <w:szCs w:val="28"/>
+        </w:rPr>
+        <w:t>.</w:t>
+      </w:r>
+    </w:p>
+    <w:p>
+      <w:pPr>
+        <w:numPr>
+          <w:ilvl w:val="0"/>
+          <w:numId w:val="1"/>
+        </w:numPr>
+        <w:tabs>
+          <w:tab w:val="left" w:pos="993"/>
+        </w:tabs>
+        <w:rPr>
+          <w:rFonts w:cs="Times New Roman"/>
+          <w:szCs w:val="28"/>
+        </w:rPr>
+      </w:pPr>
+      <w:r>
+        <w:rPr>
+          <w:rFonts w:cs="Times New Roman"/>
+          <w:szCs w:val="28"/>
+        </w:rPr>
+        <w:lastRenderedPageBreak/>
+        <w:t>Утвердить Инструкцию по реагированию на инциденты информационной безопасности.</w:t>
+      </w:r>
+    </w:p>
+    <w:p>
+      <w:pPr>
+        <w:numPr>
+          <w:ilvl w:val="0"/>
+          <w:numId w:val="1"/>
+        </w:numPr>
+        <w:tabs>
+          <w:tab w:val="left" w:pos="993"/>
+        </w:tabs>
+        <w:rPr>
+          <w:rFonts w:cs="Times New Roman"/>
+          <w:szCs w:val="28"/>
+        </w:rPr>
+      </w:pPr>
+      <w:r>
+        <w:rPr>
+          <w:rFonts w:cs="Times New Roman"/>
+          <w:szCs w:val="28"/>
+        </w:rPr>
+        <w:t>Контроль за исполнением настоящего приказа оставляю за собой.</w:t>
+      </w:r>
+    </w:p>
+    <w:p>
+      <w:pPr>
+        <w:tabs>
+          <w:tab w:val="left" w:pos="993"/>
+        </w:tabs>
+        <w:rPr>
+          <w:rFonts w:cs="Times New Roman"/>
+          <w:szCs w:val="28"/>
+        </w:rPr>
+      </w:pPr>
+    </w:p>
+    <w:p>
+      <w:pPr>
+        <w:tabs>
+          <w:tab w:val="left" w:pos="993"/>
+        </w:tabs>
+        <w:rPr>
+          <w:rFonts w:cs="Times New Roman"/>
+          <w:szCs w:val="28"/>
+        </w:rPr>
+      </w:pPr>
+    </w:p>
+    <w:p>
+      <w:pPr>
+        <w:tabs>
+          <w:tab w:val="left" w:pos="993"/>
+        </w:tabs>
+        <w:rPr>
+          <w:rFonts w:cs="Times New Roman"/>
+          <w:szCs w:val="28"/>
+        </w:rPr>
+      </w:pPr>
+    </w:p>
+    <w:p>
+      <w:pPr>
+        <w:tabs>
+          <w:tab w:val="left" w:pos="993"/>
+        </w:tabs>
+        <w:rPr>
+          <w:rFonts w:cs="Times New Roman"/>
+          <w:szCs w:val="28"/>
+        </w:rPr>
+      </w:pPr>
+    </w:p>
+    <w:p>
+      <w:pPr>
+        <w:tabs>
+          <w:tab w:val="left" w:pos="993"/>
+        </w:tabs>
+        <w:rPr>
+          <w:rFonts w:cs="Times New Roman"/>
+          <w:szCs w:val="28"/>
+        </w:rPr>
+      </w:pPr>
+    </w:p>
+    <w:p>
+      <w:pPr>
+        <w:tabs>
+          <w:tab w:val="left" w:pos="993"/>
+        </w:tabs>
+        <w:rPr>
+          <w:rFonts w:cs="Times New Roman"/>
+          <w:szCs w:val="28"/>
+        </w:rPr>
+      </w:pPr>
+    </w:p>
+    <w:p>
+      <w:pPr>
+        <w:tabs>
+          <w:tab w:val="left" w:pos="993"/>
+        </w:tabs>
+        <w:rPr>
+          <w:rFonts w:cs="Times New Roman"/>
+          <w:szCs w:val="28"/>
+        </w:rPr>
+      </w:pPr>
+    </w:p>
+    <w:p>
+      <w:pPr>
+        <w:tabs>
+          <w:tab w:val="left" w:pos="993"/>
+        </w:tabs>
+        <w:rPr>
+          <w:rFonts w:cs="Times New Roman"/>
+          <w:szCs w:val="28"/>
+        </w:rPr>
+      </w:pPr>
+    </w:p>
+    <w:p>
+      <w:pPr>
+        <w:tabs>
+          <w:tab w:val="left" w:pos="993"/>
+        </w:tabs>
+        <w:rPr>
+          <w:rFonts w:cs="Times New Roman"/>
+          <w:szCs w:val="28"/>
+        </w:rPr>
+      </w:pPr>
+    </w:p>
+    <w:p>
+      <w:pPr>
+        <w:tabs>
+          <w:tab w:val="left" w:pos="993"/>
+        </w:tabs>
+        <w:rPr>
+          <w:rFonts w:cs="Times New Roman"/>
+          <w:szCs w:val="28"/>
+        </w:rPr>
+      </w:pPr>
+    </w:p>
+    <w:p>
+      <w:pPr>
+        <w:tabs>
+          <w:tab w:val="left" w:pos="993"/>
+        </w:tabs>
+        <w:rPr>
+          <w:rFonts w:cs="Times New Roman"/>
+          <w:szCs w:val="28"/>
+        </w:rPr>
+      </w:pPr>
+    </w:p>
+    <w:p>
+      <w:pPr>
+        <w:tabs>
+          <w:tab w:val="left" w:pos="993"/>
+        </w:tabs>
+        <w:rPr>
+          <w:rFonts w:cs="Times New Roman"/>
+          <w:szCs w:val="28"/>
+        </w:rPr>
+      </w:pPr>
+    </w:p>
+    <w:p>
+      <w:pPr>
+        <w:tabs>
+          <w:tab w:val="left" w:pos="993"/>
+        </w:tabs>
+        <w:rPr>
+          <w:rFonts w:cs="Times New Roman"/>
+          <w:szCs w:val="28"/>
+        </w:rPr>
+      </w:pPr>
+    </w:p>
+    <w:p>
+      <w:pPr>
+        <w:tabs>
+          <w:tab w:val="left" w:pos="993"/>
+        </w:tabs>
+        <w:rPr>
+          <w:rFonts w:cs="Times New Roman"/>
+          <w:szCs w:val="28"/>
+        </w:rPr>
+      </w:pPr>
+    </w:p>
+    <w:p>
+      <w:pPr>
+        <w:tabs>
+          <w:tab w:val="left" w:pos="993"/>
+        </w:tabs>
+        <w:rPr>
+          <w:rFonts w:cs="Times New Roman"/>
+          <w:szCs w:val="28"/>
+        </w:rPr>
+      </w:pPr>
+    </w:p>
+    <w:p>
+      <w:pPr>
+        <w:tabs>
+          <w:tab w:val="left" w:pos="993"/>
+        </w:tabs>
+        <w:rPr>
+          <w:rFonts w:cs="Times New Roman"/>
+          <w:szCs w:val="28"/>
+        </w:rPr>
+      </w:pPr>
+    </w:p>
+    <w:p>
+      <w:pPr>
+        <w:tabs>
+          <w:tab w:val="left" w:pos="993"/>
+        </w:tabs>
+        <w:rPr>
+          <w:rFonts w:cs="Times New Roman"/>
+          <w:szCs w:val="28"/>
+        </w:rPr>
+      </w:pPr>
     </w:p>
     <w:tbl>
       <w:tblPr>
         <w:tblStyle w:val="a3"/>
-        <w:tblW w:w="5000" w:type="pct"/>
+        <w:tblW w:w="5002" w:type="pct"/>
+        <w:tblInd w:w="-5" w:type="dxa"/>
         <w:tblBorders>
           <w:top w:val="none" w:sz="0" w:space="0" w:color="auto"/>
           <w:left w:val="none" w:sz="0" w:space="0" w:color="auto"/>
@@ -348,20 +1110,54 @@
         <w:tblLook w:val="04A0" w:firstRow="1" w:lastRow="0" w:firstColumn="1" w:lastColumn="0" w:noHBand="0" w:noVBand="1"/>
       </w:tblPr>
       <w:tblGrid>
-        <w:gridCol w:w="3403"/>
-        <w:gridCol w:w="3402"/>
-        <w:gridCol w:w="3400"/>
+        <w:gridCol w:w="3122"/>
+        <w:gridCol w:w="5249"/>
+        <w:gridCol w:w="1838"/>
       </w:tblGrid>
       <w:tr>
         <w:tc>
           <w:tcPr>
-            <w:tcW w:w="5000" w:type="pct"/>
-            <w:gridSpan w:val="3"/>
+            <w:tcW w:w="1529" w:type="pct"/>
+            <w:vAlign w:val="bottom"/>
           </w:tcPr>
           <w:p>
             <w:pPr>
+              <w:spacing w:line="240" w:lineRule="auto"/>
+              <w:ind w:firstLine="0"/>
+              <w:jc w:val="left"/>
+            </w:pPr>
+            <w:r>
+              <w:t xml:space="preserve">Генеральный директор </w:t>
+            </w:r>
+          </w:p>
+        </w:tc>
+        <w:tc>
+          <w:tcPr>
+            <w:tcW w:w="2571" w:type="pct"/>
+            <w:tcBorders>
+              <w:bottom w:val="single" w:sz="4" w:space="0" w:color="auto"/>
+            </w:tcBorders>
+          </w:tcPr>
+          <w:p>
+            <w:pPr>
+              <w:spacing w:line="240" w:lineRule="auto"/>
               <w:ind w:firstLine="0"/>
             </w:pPr>
+          </w:p>
+        </w:tc>
+        <w:tc>
+          <w:tcPr>
+            <w:tcW w:w="900" w:type="pct"/>
+            <w:vAlign w:val="bottom"/>
+          </w:tcPr>
+          <w:p>
+            <w:pPr>
+              <w:spacing w:line="240" w:lineRule="auto"/>
+              <w:ind w:firstLine="0"/>
+            </w:pPr>
+            <w:r>
+              <w:t>В.С. Зубарев</w:t>
+            </w:r>
           </w:p>
         </w:tc>
       </w:tr>
@@ -375,162 +1171,70 @@
             <w:pPr>
               <w:ind w:firstLine="0"/>
             </w:pPr>
+            <w:r>
+              <w:rPr>
+                <w:sz w:val="20"/>
+                <w:szCs w:val="20"/>
+              </w:rPr>
+              <w:t xml:space="preserve">Исполнитель </w:t>
+            </w:r>
           </w:p>
         </w:tc>
       </w:tr>
       <w:tr>
         <w:tc>
           <w:tcPr>
-            <w:tcW w:w="1667" w:type="pct"/>
-          </w:tcPr>
-          <w:p>
-            <w:pPr>
-              <w:ind w:firstLine="0"/>
-              <w:jc w:val="left"/>
-            </w:pPr>
-            <w:r>
-              <w:t xml:space="preserve">Генеральный директор </w:t>
-            </w:r>
-          </w:p>
-        </w:tc>
-        <w:tc>
-          <w:tcPr>
-            <w:tcW w:w="1667" w:type="pct"/>
-          </w:tcPr>
-          <w:p>
-            <w:pPr>
-              <w:ind w:firstLine="0"/>
-            </w:pPr>
-          </w:p>
-        </w:tc>
-        <w:tc>
-          <w:tcPr>
-            <w:tcW w:w="1667" w:type="pct"/>
-          </w:tcPr>
-          <w:p>
-            <w:pPr>
-              <w:ind w:firstLine="0"/>
-              <w:jc w:val="right"/>
-            </w:pPr>
-            <w:r>
-              <w:t>В.С. Зубарев</w:t>
-            </w:r>
-          </w:p>
-        </w:tc>
-      </w:tr>
-      <w:tr>
-        <w:tc>
-          <w:tcPr>
-            <w:tcW w:w="10195" w:type="dxa"/>
+            <w:tcW w:w="5000" w:type="pct"/>
             <w:gridSpan w:val="3"/>
           </w:tcPr>
           <w:p>
             <w:pPr>
               <w:ind w:firstLine="0"/>
             </w:pPr>
-          </w:p>
-        </w:tc>
-      </w:tr>
-      <w:tr>
-        <w:tc>
-          <w:tcPr>
-            <w:tcW w:w="10195" w:type="dxa"/>
-            <w:gridSpan w:val="3"/>
-          </w:tcPr>
-          <w:p>
-            <w:pPr>
-              <w:ind w:firstLine="0"/>
-            </w:pPr>
-          </w:p>
-        </w:tc>
-      </w:tr>
-      <w:tr>
-        <w:tc>
-          <w:tcPr>
-            <w:tcW w:w="10195" w:type="dxa"/>
-            <w:gridSpan w:val="3"/>
-          </w:tcPr>
-          <w:p>
-            <w:pPr>
-              <w:ind w:firstLine="0"/>
-            </w:pPr>
-          </w:p>
-        </w:tc>
-      </w:tr>
-      <w:tr>
-        <w:tc>
-          <w:tcPr>
-            <w:tcW w:w="10195" w:type="dxa"/>
-            <w:gridSpan w:val="3"/>
-          </w:tcPr>
-          <w:p>
-            <w:pPr>
-              <w:ind w:firstLine="0"/>
-            </w:pPr>
-          </w:p>
-        </w:tc>
-      </w:tr>
-      <w:tr>
-        <w:tc>
-          <w:tcPr>
-            <w:tcW w:w="10195" w:type="dxa"/>
-            <w:gridSpan w:val="3"/>
-          </w:tcPr>
-          <w:p>
-            <w:pPr>
-              <w:ind w:firstLine="0"/>
+            <w:r>
               <w:rPr>
                 <w:sz w:val="20"/>
                 <w:szCs w:val="20"/>
               </w:rPr>
-            </w:pPr>
-            <w:r>
-              <w:rPr>
-                <w:sz w:val="20"/>
-                <w:szCs w:val="20"/>
-              </w:rPr>
-              <w:t xml:space="preserve">Исполнитель </w:t>
-            </w:r>
-          </w:p>
-        </w:tc>
-      </w:tr>
-      <w:tr>
-        <w:tc>
-          <w:tcPr>
-            <w:tcW w:w="10195" w:type="dxa"/>
-            <w:gridSpan w:val="3"/>
-          </w:tcPr>
-          <w:p>
-            <w:pPr>
-              <w:ind w:firstLine="0"/>
-              <w:rPr>
-                <w:sz w:val="20"/>
-                <w:szCs w:val="20"/>
-              </w:rPr>
-            </w:pPr>
-            <w:r>
-              <w:rPr>
-                <w:sz w:val="20"/>
-                <w:szCs w:val="20"/>
-              </w:rPr>
-              <w:t>Иванов И</w:t>
-            </w:r>
-            <w:r>
-              <w:rPr>
-                <w:sz w:val="20"/>
-                <w:szCs w:val="20"/>
-              </w:rPr>
-              <w:t>.И. +7(495)-857-66-85</w:t>
+              <w:t>Иванов И.И. +7(495)-857-66-85</w:t>
             </w:r>
           </w:p>
         </w:tc>
       </w:tr>
     </w:tbl>
-    <w:p/>
+    <w:p>
+      <w:pPr>
+        <w:tabs>
+          <w:tab w:val="left" w:pos="993"/>
+        </w:tabs>
+        <w:rPr>
+          <w:rFonts w:cs="Times New Roman"/>
+          <w:szCs w:val="28"/>
+        </w:rPr>
+      </w:pPr>
+    </w:p>
+    <w:p>
+      <w:pPr>
+        <w:tabs>
+          <w:tab w:val="left" w:pos="993"/>
+        </w:tabs>
+        <w:ind w:firstLine="0"/>
+        <w:jc w:val="center"/>
+        <w:rPr>
+          <w:rFonts w:cs="Times New Roman"/>
+          <w:szCs w:val="28"/>
+        </w:rPr>
+      </w:pPr>
+      <w:r>
+        <w:lastRenderedPageBreak/>
+        <w:t>ЛИСТ СОГЛАСОВАНИЯ</w:t>
+      </w:r>
+    </w:p>
     <w:tbl>
       <w:tblPr>
         <w:tblStyle w:val="a3"/>
-        <w:tblW w:w="0" w:type="auto"/>
+        <w:tblW w:w="5002" w:type="pct"/>
+        <w:tblInd w:w="-5" w:type="dxa"/>
         <w:tblBorders>
           <w:top w:val="none" w:sz="0" w:space="0" w:color="auto"/>
           <w:left w:val="none" w:sz="0" w:space="0" w:color="auto"/>
@@ -542,14 +1246,14 @@
         <w:tblLook w:val="04A0" w:firstRow="1" w:lastRow="0" w:firstColumn="1" w:lastColumn="0" w:noHBand="0" w:noVBand="1"/>
       </w:tblPr>
       <w:tblGrid>
-        <w:gridCol w:w="3398"/>
-        <w:gridCol w:w="3398"/>
-        <w:gridCol w:w="3399"/>
+        <w:gridCol w:w="3401"/>
+        <w:gridCol w:w="4970"/>
+        <w:gridCol w:w="1838"/>
       </w:tblGrid>
       <w:tr>
         <w:tc>
           <w:tcPr>
-            <w:tcW w:w="10195" w:type="dxa"/>
+            <w:tcW w:w="5000" w:type="pct"/>
             <w:gridSpan w:val="3"/>
           </w:tcPr>
           <w:p>
@@ -558,8 +1262,7 @@
               <w:jc w:val="center"/>
             </w:pPr>
             <w:r>
-              <w:lastRenderedPageBreak/>
-              <w:t>ЛИСТ СОГЛАСОВАНИЯ</w:t>
+              <w:t>к приказу</w:t>
             </w:r>
           </w:p>
         </w:tc>
@@ -567,7 +1270,7 @@
       <w:tr>
         <w:tc>
           <w:tcPr>
-            <w:tcW w:w="10195" w:type="dxa"/>
+            <w:tcW w:w="5000" w:type="pct"/>
             <w:gridSpan w:val="3"/>
           </w:tcPr>
           <w:p>
@@ -576,7 +1279,7 @@
               <w:jc w:val="center"/>
             </w:pPr>
             <w:r>
-              <w:t>к приказу</w:t>
+              <w:t>О назначении ответственного за организацию обработки персональных данных и администратора безопасности</w:t>
             </w:r>
           </w:p>
         </w:tc>
@@ -584,33 +1287,7 @@
       <w:tr>
         <w:tc>
           <w:tcPr>
-            <w:tcW w:w="10195" w:type="dxa"/>
-            <w:gridSpan w:val="3"/>
-          </w:tcPr>
-          <w:p>
-            <w:pPr>
-              <w:ind w:firstLine="0"/>
-              <w:jc w:val="center"/>
-            </w:pPr>
-            <w:r>
-              <w:t xml:space="preserve">Об утверждении плана разработки информационной системы анализа </w:t>
-            </w:r>
-            <w:r>
-              <w:t>данны</w:t>
-            </w:r>
-            <w:r>
-              <w:t>х</w:t>
-            </w:r>
-            <w:r>
-              <w:t xml:space="preserve"> об уязвимости компьютерных систем</w:t>
-            </w:r>
-          </w:p>
-        </w:tc>
-      </w:tr>
-      <w:tr>
-        <w:tc>
-          <w:tcPr>
-            <w:tcW w:w="10195" w:type="dxa"/>
+            <w:tcW w:w="5000" w:type="pct"/>
             <w:gridSpan w:val="3"/>
           </w:tcPr>
           <w:p>
@@ -624,11 +1301,12 @@
       <w:tr>
         <w:tc>
           <w:tcPr>
-            <w:tcW w:w="3398" w:type="dxa"/>
+            <w:tcW w:w="1666" w:type="pct"/>
             <w:vAlign w:val="bottom"/>
           </w:tcPr>
           <w:p>
             <w:pPr>
+              <w:spacing w:line="240" w:lineRule="auto"/>
               <w:ind w:firstLine="0"/>
               <w:jc w:val="left"/>
             </w:pPr>
@@ -639,7 +1317,10 @@
         </w:tc>
         <w:tc>
           <w:tcPr>
-            <w:tcW w:w="3398" w:type="dxa"/>
+            <w:tcW w:w="2434" w:type="pct"/>
+            <w:tcBorders>
+              <w:bottom w:val="single" w:sz="4" w:space="0" w:color="auto"/>
+            </w:tcBorders>
             <w:vAlign w:val="bottom"/>
           </w:tcPr>
           <w:p>
@@ -651,11 +1332,12 @@
         </w:tc>
         <w:tc>
           <w:tcPr>
-            <w:tcW w:w="3399" w:type="dxa"/>
+            <w:tcW w:w="900" w:type="pct"/>
             <w:vAlign w:val="bottom"/>
           </w:tcPr>
           <w:p>
             <w:pPr>
+              <w:spacing w:line="240" w:lineRule="auto"/>
               <w:ind w:firstLine="0"/>
               <w:jc w:val="right"/>
             </w:pPr>
@@ -668,22 +1350,35 @@
       <w:tr>
         <w:tc>
           <w:tcPr>
-            <w:tcW w:w="3398" w:type="dxa"/>
+            <w:tcW w:w="1666" w:type="pct"/>
             <w:vAlign w:val="bottom"/>
           </w:tcPr>
           <w:p>
             <w:pPr>
+              <w:spacing w:line="240" w:lineRule="auto"/>
               <w:ind w:firstLine="0"/>
               <w:jc w:val="left"/>
             </w:pPr>
             <w:r>
-              <w:t>Директор по цифровому развитию</w:t>
+              <w:t>А</w:t>
+            </w:r>
+            <w:r>
+              <w:t>дминистратор</w:t>
+            </w:r>
+            <w:r>
+              <w:t xml:space="preserve"> </w:t>
+            </w:r>
+            <w:r>
+              <w:t>безопасности информации</w:t>
             </w:r>
           </w:p>
         </w:tc>
         <w:tc>
           <w:tcPr>
-            <w:tcW w:w="3398" w:type="dxa"/>
+            <w:tcW w:w="2434" w:type="pct"/>
+            <w:tcBorders>
+              <w:bottom w:val="single" w:sz="4" w:space="0" w:color="auto"/>
+            </w:tcBorders>
             <w:vAlign w:val="bottom"/>
           </w:tcPr>
           <w:p>
@@ -695,11 +1390,12 @@
         </w:tc>
         <w:tc>
           <w:tcPr>
-            <w:tcW w:w="3399" w:type="dxa"/>
+            <w:tcW w:w="900" w:type="pct"/>
             <w:vAlign w:val="bottom"/>
           </w:tcPr>
           <w:p>
             <w:pPr>
+              <w:spacing w:line="240" w:lineRule="auto"/>
               <w:ind w:firstLine="0"/>
               <w:jc w:val="right"/>
             </w:pPr>
@@ -712,22 +1408,45 @@
       <w:tr>
         <w:tc>
           <w:tcPr>
-            <w:tcW w:w="3398" w:type="dxa"/>
+            <w:tcW w:w="1666" w:type="pct"/>
             <w:vAlign w:val="bottom"/>
           </w:tcPr>
           <w:p>
             <w:pPr>
+              <w:spacing w:line="240" w:lineRule="auto"/>
               <w:ind w:firstLine="0"/>
               <w:jc w:val="left"/>
             </w:pPr>
             <w:r>
-              <w:t>Начальник управления цифровизации</w:t>
+              <w:rPr>
+                <w:rFonts w:cs="Times New Roman"/>
+                <w:szCs w:val="28"/>
+              </w:rPr>
+              <w:t>Н</w:t>
+            </w:r>
+            <w:r>
+              <w:rPr>
+                <w:rFonts w:cs="Times New Roman"/>
+                <w:szCs w:val="28"/>
+              </w:rPr>
+              <w:t>ачальник отдела кадро</w:t>
+            </w:r>
+            <w:r>
+              <w:rPr>
+                <w:rFonts w:cs="Times New Roman"/>
+                <w:szCs w:val="28"/>
+              </w:rPr>
+              <w:t>в</w:t>
             </w:r>
           </w:p>
         </w:tc>
         <w:tc>
           <w:tcPr>
-            <w:tcW w:w="3398" w:type="dxa"/>
+            <w:tcW w:w="2434" w:type="pct"/>
+            <w:tcBorders>
+              <w:top w:val="single" w:sz="4" w:space="0" w:color="auto"/>
+              <w:bottom w:val="single" w:sz="4" w:space="0" w:color="auto"/>
+            </w:tcBorders>
             <w:vAlign w:val="bottom"/>
           </w:tcPr>
           <w:p>
@@ -739,16 +1458,22 @@
         </w:tc>
         <w:tc>
           <w:tcPr>
-            <w:tcW w:w="3399" w:type="dxa"/>
+            <w:tcW w:w="900" w:type="pct"/>
             <w:vAlign w:val="bottom"/>
           </w:tcPr>
           <w:p>
             <w:pPr>
+              <w:spacing w:line="240" w:lineRule="auto"/>
               <w:ind w:firstLine="0"/>
               <w:jc w:val="right"/>
             </w:pPr>
-            <w:r>
-              <w:t>И.И Иванов</w:t>
+            <w:proofErr w:type="gramStart"/>
+            <w:r>
+              <w:t>И.И</w:t>
+            </w:r>
+            <w:proofErr w:type="gramEnd"/>
+            <w:r>
+              <w:t xml:space="preserve"> Иванов</w:t>
             </w:r>
           </w:p>
         </w:tc>
@@ -756,629 +1481,9 @@
     </w:tbl>
     <w:p>
       <w:pPr>
-        <w:jc w:val="right"/>
-      </w:pPr>
-      <w:r>
-        <w:br w:type="column"/>
-      </w:r>
-      <w:r>
-        <w:lastRenderedPageBreak/>
-        <w:t>Приложение 1</w:t>
-      </w:r>
-    </w:p>
-    <w:p>
-      <w:pPr>
         <w:ind w:firstLine="0"/>
-        <w:jc w:val="right"/>
-      </w:pPr>
-      <w:r>
-        <w:t xml:space="preserve">к приказу </w:t>
-      </w:r>
-      <w:r>
-        <w:t>«МИРЭА – Российский технологический университет»</w:t>
-      </w:r>
-    </w:p>
-    <w:p>
-      <w:pPr>
-        <w:jc w:val="right"/>
-      </w:pPr>
-      <w:r>
-        <w:t xml:space="preserve">от </w:t>
-      </w:r>
-      <w:r>
-        <w:t>19.02.2026</w:t>
-      </w:r>
-    </w:p>
-    <w:p>
-      <w:pPr>
-        <w:ind w:firstLine="142"/>
-        <w:jc w:val="center"/>
-        <w:rPr>
-          <w:b/>
-          <w:bCs/>
-        </w:rPr>
-      </w:pPr>
-      <w:r>
-        <w:rPr>
-          <w:b/>
-          <w:bCs/>
-        </w:rPr>
-        <w:t xml:space="preserve">Список ответственных за разработку </w:t>
-      </w:r>
-      <w:r>
-        <w:rPr>
-          <w:b/>
-          <w:bCs/>
-        </w:rPr>
-        <w:t>информационной системы анализа данных об уязвимости компьютерных систем</w:t>
-      </w:r>
-    </w:p>
-    <w:p>
-      <w:pPr>
-        <w:pStyle w:val="a4"/>
-        <w:numPr>
-          <w:ilvl w:val="0"/>
-          <w:numId w:val="2"/>
-        </w:numPr>
-      </w:pPr>
-      <w:r>
-        <w:t>Заместитель генерального директора П.П. Петров</w:t>
-      </w:r>
-    </w:p>
-    <w:p>
-      <w:pPr>
-        <w:pStyle w:val="a4"/>
-        <w:numPr>
-          <w:ilvl w:val="0"/>
-          <w:numId w:val="2"/>
-        </w:numPr>
-      </w:pPr>
-      <w:r>
-        <w:t>Начальник управления цифровизации И.И. Иванов</w:t>
-      </w:r>
-    </w:p>
-    <w:p>
-      <w:pPr>
-        <w:pStyle w:val="a4"/>
-        <w:numPr>
-          <w:ilvl w:val="0"/>
-          <w:numId w:val="2"/>
-        </w:numPr>
-      </w:pPr>
-      <w:r>
-        <w:t>Ведущий специалист цифровизации А.И.Сидоров</w:t>
-      </w:r>
-    </w:p>
-    <w:tbl>
-      <w:tblPr>
-        <w:tblStyle w:val="a3"/>
-        <w:tblW w:w="0" w:type="auto"/>
-        <w:tblLook w:val="04A0" w:firstRow="1" w:lastRow="0" w:firstColumn="1" w:lastColumn="0" w:noHBand="0" w:noVBand="1"/>
-      </w:tblPr>
-      <w:tblGrid>
-        <w:gridCol w:w="3398"/>
-        <w:gridCol w:w="3398"/>
-        <w:gridCol w:w="3399"/>
-      </w:tblGrid>
-      <w:tr>
-        <w:tc>
-          <w:tcPr>
-            <w:tcW w:w="3398" w:type="dxa"/>
-            <w:vAlign w:val="center"/>
-          </w:tcPr>
-          <w:p>
-            <w:pPr>
-              <w:ind w:firstLine="0"/>
-            </w:pPr>
-            <w:r>
-              <w:t>Начальник управлен</w:t>
-            </w:r>
-            <w:r>
-              <w:t>ия проектами</w:t>
-            </w:r>
-          </w:p>
-        </w:tc>
-        <w:tc>
-          <w:tcPr>
-            <w:tcW w:w="3398" w:type="dxa"/>
-            <w:vAlign w:val="center"/>
-          </w:tcPr>
-          <w:p>
-            <w:pPr>
-              <w:ind w:firstLine="0"/>
-            </w:pPr>
-          </w:p>
-        </w:tc>
-        <w:tc>
-          <w:tcPr>
-            <w:tcW w:w="3399" w:type="dxa"/>
-            <w:vAlign w:val="center"/>
-          </w:tcPr>
-          <w:p>
-            <w:pPr>
-              <w:ind w:firstLine="0"/>
-              <w:jc w:val="right"/>
-            </w:pPr>
-            <w:r>
-              <w:t>И.</w:t>
-            </w:r>
-            <w:r>
-              <w:t>С. Самойлов</w:t>
-            </w:r>
-          </w:p>
-        </w:tc>
-      </w:tr>
-    </w:tbl>
-    <w:p>
-      <w:pPr>
-        <w:ind w:firstLine="0"/>
-      </w:pPr>
-    </w:p>
-    <w:p>
-      <w:pPr>
-        <w:ind w:firstLine="0"/>
-      </w:pPr>
-      <w:r>
-        <w:br w:type="column"/>
-      </w:r>
-    </w:p>
-    <w:tbl>
-      <w:tblPr>
-        <w:tblStyle w:val="a3"/>
-        <w:tblW w:w="0" w:type="auto"/>
-        <w:tblLook w:val="04A0" w:firstRow="1" w:lastRow="0" w:firstColumn="1" w:lastColumn="0" w:noHBand="0" w:noVBand="1"/>
-      </w:tblPr>
-      <w:tblGrid>
-        <w:gridCol w:w="3398"/>
-        <w:gridCol w:w="3398"/>
-        <w:gridCol w:w="3399"/>
-      </w:tblGrid>
-      <w:tr>
-        <w:tc>
-          <w:tcPr>
-            <w:tcW w:w="10195" w:type="dxa"/>
-            <w:gridSpan w:val="3"/>
-          </w:tcPr>
-          <w:p>
-            <w:pPr>
-              <w:ind w:firstLine="0"/>
-              <w:jc w:val="center"/>
-            </w:pPr>
-            <w:r>
-              <w:rPr>
-                <w:rFonts w:eastAsia="Times New Roman" w:cs="Times New Roman"/>
-                <w:noProof/>
-                <w:color w:val="000000"/>
-                <w:sz w:val="20"/>
-                <w:szCs w:val="20"/>
-              </w:rPr>
-              <w:drawing>
-                <wp:inline distT="0" distB="0" distL="0" distR="0" wp14:anchorId="42F8DD09" wp14:editId="60446FAB">
-                  <wp:extent cx="1232228" cy="1393372"/>
-                  <wp:effectExtent l="0" t="0" r="6350" b="0"/>
-                  <wp:docPr id="4" name="image11.png"/>
-                  <wp:cNvGraphicFramePr>
-                    <a:graphicFrameLocks xmlns:a="http://schemas.openxmlformats.org/drawingml/2006/main" noChangeAspect="1"/>
-                  </wp:cNvGraphicFramePr>
-                  <a:graphic xmlns:a="http://schemas.openxmlformats.org/drawingml/2006/main">
-                    <a:graphicData uri="http://schemas.openxmlformats.org/drawingml/2006/picture">
-                      <pic:pic xmlns:pic="http://schemas.openxmlformats.org/drawingml/2006/picture">
-                        <pic:nvPicPr>
-                          <pic:cNvPr id="0" name="image11.png"/>
-                          <pic:cNvPicPr>
-                            <a:picLocks noChangeAspect="1" noChangeArrowheads="1"/>
-                          </pic:cNvPicPr>
-                        </pic:nvPicPr>
-                        <pic:blipFill>
-                          <a:blip r:embed="rId6">
-                            <a:extLst>
-                              <a:ext uri="{28A0092B-C50C-407E-A947-70E740481C1C}">
-                                <a14:useLocalDpi xmlns:a14="http://schemas.microsoft.com/office/drawing/2010/main" val="0"/>
-                              </a:ext>
-                            </a:extLst>
-                          </a:blip>
-                          <a:srcRect/>
-                          <a:stretch>
-                            <a:fillRect/>
-                          </a:stretch>
-                        </pic:blipFill>
-                        <pic:spPr bwMode="auto">
-                          <a:xfrm>
-                            <a:off x="0" y="0"/>
-                            <a:ext cx="1236234" cy="1397902"/>
-                          </a:xfrm>
-                          <a:prstGeom prst="rect">
-                            <a:avLst/>
-                          </a:prstGeom>
-                          <a:noFill/>
-                          <a:ln>
-                            <a:noFill/>
-                          </a:ln>
-                        </pic:spPr>
-                      </pic:pic>
-                    </a:graphicData>
-                  </a:graphic>
-                </wp:inline>
-              </w:drawing>
-            </w:r>
-          </w:p>
-        </w:tc>
-      </w:tr>
-      <w:tr>
-        <w:tc>
-          <w:tcPr>
-            <w:tcW w:w="10195" w:type="dxa"/>
-            <w:gridSpan w:val="3"/>
-          </w:tcPr>
-          <w:p>
-            <w:pPr>
-              <w:ind w:firstLine="0"/>
-              <w:jc w:val="center"/>
-            </w:pPr>
-            <w:r>
-              <w:t>«МИРЭА – Российский технологический университет»</w:t>
-            </w:r>
-          </w:p>
-        </w:tc>
-      </w:tr>
-      <w:tr>
-        <w:tc>
-          <w:tcPr>
-            <w:tcW w:w="10195" w:type="dxa"/>
-            <w:gridSpan w:val="3"/>
-          </w:tcPr>
-          <w:p>
-            <w:pPr>
-              <w:ind w:firstLine="0"/>
-              <w:jc w:val="center"/>
-            </w:pPr>
-          </w:p>
-        </w:tc>
-      </w:tr>
-      <w:tr>
-        <w:tc>
-          <w:tcPr>
-            <w:tcW w:w="3398" w:type="dxa"/>
-          </w:tcPr>
-          <w:p>
-            <w:pPr>
-              <w:ind w:firstLine="0"/>
-              <w:jc w:val="right"/>
-            </w:pPr>
-          </w:p>
-        </w:tc>
-        <w:tc>
-          <w:tcPr>
-            <w:tcW w:w="3398" w:type="dxa"/>
-          </w:tcPr>
-          <w:p>
-            <w:pPr>
-              <w:ind w:firstLine="0"/>
-              <w:jc w:val="right"/>
-            </w:pPr>
-          </w:p>
-        </w:tc>
-        <w:tc>
-          <w:tcPr>
-            <w:tcW w:w="3399" w:type="dxa"/>
-          </w:tcPr>
-          <w:p>
-            <w:pPr>
-              <w:ind w:firstLine="0"/>
-              <w:jc w:val="center"/>
-            </w:pPr>
-            <w:r>
-              <w:t>УТВЕРЖДЕНО</w:t>
-            </w:r>
-          </w:p>
-        </w:tc>
-      </w:tr>
-      <w:tr>
-        <w:tc>
-          <w:tcPr>
-            <w:tcW w:w="3398" w:type="dxa"/>
-          </w:tcPr>
-          <w:p>
-            <w:pPr>
-              <w:ind w:firstLine="0"/>
-              <w:jc w:val="right"/>
-            </w:pPr>
-          </w:p>
-        </w:tc>
-        <w:tc>
-          <w:tcPr>
-            <w:tcW w:w="3398" w:type="dxa"/>
-          </w:tcPr>
-          <w:p>
-            <w:pPr>
-              <w:ind w:firstLine="0"/>
-              <w:jc w:val="right"/>
-            </w:pPr>
-          </w:p>
-        </w:tc>
-        <w:tc>
-          <w:tcPr>
-            <w:tcW w:w="3399" w:type="dxa"/>
-          </w:tcPr>
-          <w:p>
-            <w:pPr>
-              <w:ind w:firstLine="0"/>
-              <w:jc w:val="center"/>
-            </w:pPr>
-            <w:r>
-              <w:t>приказом</w:t>
-            </w:r>
-          </w:p>
-          <w:p>
-            <w:pPr>
-              <w:ind w:firstLine="0"/>
-              <w:jc w:val="center"/>
-            </w:pPr>
-            <w:r>
-              <w:t>«МИРЭА – Российский технологический университет»</w:t>
-            </w:r>
-          </w:p>
-        </w:tc>
-      </w:tr>
-      <w:tr>
-        <w:tc>
-          <w:tcPr>
-            <w:tcW w:w="3398" w:type="dxa"/>
-          </w:tcPr>
-          <w:p>
-            <w:pPr>
-              <w:ind w:firstLine="0"/>
-              <w:jc w:val="right"/>
-            </w:pPr>
-          </w:p>
-        </w:tc>
-        <w:tc>
-          <w:tcPr>
-            <w:tcW w:w="3398" w:type="dxa"/>
-          </w:tcPr>
-          <w:p>
-            <w:pPr>
-              <w:ind w:firstLine="0"/>
-              <w:jc w:val="right"/>
-            </w:pPr>
-          </w:p>
-        </w:tc>
-        <w:tc>
-          <w:tcPr>
-            <w:tcW w:w="3399" w:type="dxa"/>
-          </w:tcPr>
-          <w:p>
-            <w:pPr>
-              <w:ind w:firstLine="0"/>
-              <w:jc w:val="center"/>
-            </w:pPr>
-            <w:r>
-              <w:t>от 19.02.2026</w:t>
-            </w:r>
-          </w:p>
-        </w:tc>
-      </w:tr>
-      <w:tr>
-        <w:tc>
-          <w:tcPr>
-            <w:tcW w:w="10195" w:type="dxa"/>
-            <w:gridSpan w:val="3"/>
-          </w:tcPr>
-          <w:p>
-            <w:pPr>
-              <w:ind w:firstLine="0"/>
-              <w:jc w:val="center"/>
-            </w:pPr>
-          </w:p>
-        </w:tc>
-      </w:tr>
-      <w:tr>
-        <w:tc>
-          <w:tcPr>
-            <w:tcW w:w="10195" w:type="dxa"/>
-            <w:gridSpan w:val="3"/>
-          </w:tcPr>
-          <w:p>
-            <w:pPr>
-              <w:ind w:firstLine="0"/>
-              <w:jc w:val="center"/>
-            </w:pPr>
-            <w:r>
-              <w:rPr>
-                <w:b/>
-                <w:bCs/>
-              </w:rPr>
-              <w:t>ПЛАН</w:t>
-            </w:r>
-          </w:p>
-        </w:tc>
-      </w:tr>
-      <w:tr>
-        <w:tc>
-          <w:tcPr>
-            <w:tcW w:w="10195" w:type="dxa"/>
-            <w:gridSpan w:val="3"/>
-          </w:tcPr>
-          <w:p>
-            <w:pPr>
-              <w:ind w:firstLine="0"/>
-              <w:jc w:val="center"/>
-              <w:rPr>
-                <w:b/>
-                <w:bCs/>
-              </w:rPr>
-            </w:pPr>
-            <w:r>
-              <w:t xml:space="preserve">разработки </w:t>
-            </w:r>
-            <w:r>
-              <w:t>информационной системы анализа данных об уязвимости компьютерных систем</w:t>
-            </w:r>
-          </w:p>
-        </w:tc>
-      </w:tr>
-      <w:tr>
-        <w:tc>
-          <w:tcPr>
-            <w:tcW w:w="10195" w:type="dxa"/>
-            <w:gridSpan w:val="3"/>
-          </w:tcPr>
-          <w:p>
-            <w:pPr>
-              <w:ind w:firstLine="0"/>
-              <w:jc w:val="center"/>
-            </w:pPr>
-          </w:p>
-        </w:tc>
-      </w:tr>
-      <w:tr>
-        <w:tc>
-          <w:tcPr>
-            <w:tcW w:w="10195" w:type="dxa"/>
-            <w:gridSpan w:val="3"/>
-          </w:tcPr>
-          <w:p>
-            <w:pPr>
-              <w:ind w:firstLine="0"/>
-              <w:jc w:val="center"/>
-            </w:pPr>
-          </w:p>
-        </w:tc>
-      </w:tr>
-      <w:tr>
-        <w:tc>
-          <w:tcPr>
-            <w:tcW w:w="10195" w:type="dxa"/>
-            <w:gridSpan w:val="3"/>
-          </w:tcPr>
-          <w:p>
-            <w:pPr>
-              <w:ind w:firstLine="0"/>
-              <w:jc w:val="center"/>
-            </w:pPr>
-          </w:p>
-        </w:tc>
-      </w:tr>
-      <w:tr>
-        <w:tc>
-          <w:tcPr>
-            <w:tcW w:w="10195" w:type="dxa"/>
-            <w:gridSpan w:val="3"/>
-          </w:tcPr>
-          <w:p>
-            <w:pPr>
-              <w:ind w:firstLine="0"/>
-              <w:jc w:val="center"/>
-            </w:pPr>
-          </w:p>
-        </w:tc>
-      </w:tr>
-      <w:tr>
-        <w:tc>
-          <w:tcPr>
-            <w:tcW w:w="10195" w:type="dxa"/>
-            <w:gridSpan w:val="3"/>
-          </w:tcPr>
-          <w:p>
-            <w:pPr>
-              <w:ind w:firstLine="0"/>
-              <w:jc w:val="center"/>
-            </w:pPr>
-          </w:p>
-        </w:tc>
-      </w:tr>
-      <w:tr>
-        <w:tc>
-          <w:tcPr>
-            <w:tcW w:w="10195" w:type="dxa"/>
-            <w:gridSpan w:val="3"/>
-          </w:tcPr>
-          <w:p>
-            <w:pPr>
-              <w:ind w:firstLine="0"/>
-              <w:jc w:val="center"/>
-            </w:pPr>
-          </w:p>
-        </w:tc>
-      </w:tr>
-      <w:tr>
-        <w:tc>
-          <w:tcPr>
-            <w:tcW w:w="10195" w:type="dxa"/>
-            <w:gridSpan w:val="3"/>
-          </w:tcPr>
-          <w:p>
-            <w:pPr>
-              <w:ind w:firstLine="0"/>
-              <w:jc w:val="center"/>
-            </w:pPr>
-          </w:p>
-        </w:tc>
-      </w:tr>
-      <w:tr>
-        <w:tc>
-          <w:tcPr>
-            <w:tcW w:w="10195" w:type="dxa"/>
-            <w:gridSpan w:val="3"/>
-          </w:tcPr>
-          <w:p>
-            <w:pPr>
-              <w:ind w:firstLine="0"/>
-              <w:jc w:val="center"/>
-            </w:pPr>
-          </w:p>
-        </w:tc>
-      </w:tr>
-      <w:tr>
-        <w:tc>
-          <w:tcPr>
-            <w:tcW w:w="10195" w:type="dxa"/>
-            <w:gridSpan w:val="3"/>
-          </w:tcPr>
-          <w:p>
-            <w:pPr>
-              <w:ind w:firstLine="0"/>
-              <w:jc w:val="center"/>
-            </w:pPr>
-          </w:p>
-        </w:tc>
-      </w:tr>
-      <w:tr>
-        <w:tc>
-          <w:tcPr>
-            <w:tcW w:w="10195" w:type="dxa"/>
-            <w:gridSpan w:val="3"/>
-          </w:tcPr>
-          <w:p>
-            <w:pPr>
-              <w:ind w:firstLine="0"/>
-              <w:jc w:val="center"/>
-            </w:pPr>
-          </w:p>
-        </w:tc>
-      </w:tr>
-      <w:tr>
-        <w:tc>
-          <w:tcPr>
-            <w:tcW w:w="10195" w:type="dxa"/>
-            <w:gridSpan w:val="3"/>
-          </w:tcPr>
-          <w:p>
-            <w:pPr>
-              <w:ind w:firstLine="0"/>
-              <w:jc w:val="center"/>
-              <w:rPr>
-                <w:lang w:val="en-US"/>
-              </w:rPr>
-            </w:pPr>
-            <w:r>
-              <w:t>Москва — 2026</w:t>
-            </w:r>
-          </w:p>
-        </w:tc>
-      </w:tr>
-    </w:tbl>
-    <w:p/>
+      </w:pPr>
+    </w:p>
     <w:sectPr>
       <w:pgSz w:w="11906" w:h="16838"/>
       <w:pgMar w:top="1134" w:right="567" w:bottom="1134" w:left="1134" w:header="709" w:footer="709" w:gutter="0"/>
@@ -1478,6 +1583,184 @@
     </w:lvl>
   </w:abstractNum>
   <w:abstractNum w:abstractNumId="1" w15:restartNumberingAfterBreak="0">
+    <w:nsid w:val="0A1206E0"/>
+    <w:multiLevelType w:val="hybridMultilevel"/>
+    <w:tmpl w:val="C0D64F94"/>
+    <w:lvl w:ilvl="0" w:tplc="0419000F">
+      <w:start w:val="1"/>
+      <w:numFmt w:val="decimal"/>
+      <w:lvlText w:val="%1."/>
+      <w:lvlJc w:val="left"/>
+      <w:pPr>
+        <w:ind w:left="1429" w:hanging="360"/>
+      </w:pPr>
+    </w:lvl>
+    <w:lvl w:ilvl="1" w:tplc="0CCE8F78">
+      <w:start w:val="1"/>
+      <w:numFmt w:val="bullet"/>
+      <w:lvlText w:val=""/>
+      <w:lvlJc w:val="left"/>
+      <w:pPr>
+        <w:ind w:left="2149" w:hanging="360"/>
+      </w:pPr>
+      <w:rPr>
+        <w:rFonts w:ascii="Symbol" w:hAnsi="Symbol" w:hint="default"/>
+      </w:rPr>
+    </w:lvl>
+    <w:lvl w:ilvl="2" w:tplc="0419001B" w:tentative="1">
+      <w:start w:val="1"/>
+      <w:numFmt w:val="lowerRoman"/>
+      <w:lvlText w:val="%3."/>
+      <w:lvlJc w:val="right"/>
+      <w:pPr>
+        <w:ind w:left="2869" w:hanging="180"/>
+      </w:pPr>
+    </w:lvl>
+    <w:lvl w:ilvl="3" w:tplc="0419000F" w:tentative="1">
+      <w:start w:val="1"/>
+      <w:numFmt w:val="decimal"/>
+      <w:lvlText w:val="%4."/>
+      <w:lvlJc w:val="left"/>
+      <w:pPr>
+        <w:ind w:left="3589" w:hanging="360"/>
+      </w:pPr>
+    </w:lvl>
+    <w:lvl w:ilvl="4" w:tplc="04190019" w:tentative="1">
+      <w:start w:val="1"/>
+      <w:numFmt w:val="lowerLetter"/>
+      <w:lvlText w:val="%5."/>
+      <w:lvlJc w:val="left"/>
+      <w:pPr>
+        <w:ind w:left="4309" w:hanging="360"/>
+      </w:pPr>
+    </w:lvl>
+    <w:lvl w:ilvl="5" w:tplc="0419001B" w:tentative="1">
+      <w:start w:val="1"/>
+      <w:numFmt w:val="lowerRoman"/>
+      <w:lvlText w:val="%6."/>
+      <w:lvlJc w:val="right"/>
+      <w:pPr>
+        <w:ind w:left="5029" w:hanging="180"/>
+      </w:pPr>
+    </w:lvl>
+    <w:lvl w:ilvl="6" w:tplc="0419000F" w:tentative="1">
+      <w:start w:val="1"/>
+      <w:numFmt w:val="decimal"/>
+      <w:lvlText w:val="%7."/>
+      <w:lvlJc w:val="left"/>
+      <w:pPr>
+        <w:ind w:left="5749" w:hanging="360"/>
+      </w:pPr>
+    </w:lvl>
+    <w:lvl w:ilvl="7" w:tplc="04190019" w:tentative="1">
+      <w:start w:val="1"/>
+      <w:numFmt w:val="lowerLetter"/>
+      <w:lvlText w:val="%8."/>
+      <w:lvlJc w:val="left"/>
+      <w:pPr>
+        <w:ind w:left="6469" w:hanging="360"/>
+      </w:pPr>
+    </w:lvl>
+    <w:lvl w:ilvl="8" w:tplc="0419001B" w:tentative="1">
+      <w:start w:val="1"/>
+      <w:numFmt w:val="lowerRoman"/>
+      <w:lvlText w:val="%9."/>
+      <w:lvlJc w:val="right"/>
+      <w:pPr>
+        <w:ind w:left="7189" w:hanging="180"/>
+      </w:pPr>
+    </w:lvl>
+  </w:abstractNum>
+  <w:abstractNum w:abstractNumId="2" w15:restartNumberingAfterBreak="0">
+    <w:nsid w:val="0ED7038F"/>
+    <w:multiLevelType w:val="hybridMultilevel"/>
+    <w:tmpl w:val="791E1948"/>
+    <w:lvl w:ilvl="0" w:tplc="0419000F">
+      <w:start w:val="1"/>
+      <w:numFmt w:val="decimal"/>
+      <w:lvlText w:val="%1."/>
+      <w:lvlJc w:val="left"/>
+      <w:pPr>
+        <w:ind w:left="1429" w:hanging="360"/>
+      </w:pPr>
+    </w:lvl>
+    <w:lvl w:ilvl="1" w:tplc="0CCE8F78">
+      <w:start w:val="1"/>
+      <w:numFmt w:val="bullet"/>
+      <w:lvlText w:val=""/>
+      <w:lvlJc w:val="left"/>
+      <w:pPr>
+        <w:ind w:left="2149" w:hanging="360"/>
+      </w:pPr>
+      <w:rPr>
+        <w:rFonts w:ascii="Symbol" w:hAnsi="Symbol" w:hint="default"/>
+      </w:rPr>
+    </w:lvl>
+    <w:lvl w:ilvl="2" w:tplc="0419001B" w:tentative="1">
+      <w:start w:val="1"/>
+      <w:numFmt w:val="lowerRoman"/>
+      <w:lvlText w:val="%3."/>
+      <w:lvlJc w:val="right"/>
+      <w:pPr>
+        <w:ind w:left="2869" w:hanging="180"/>
+      </w:pPr>
+    </w:lvl>
+    <w:lvl w:ilvl="3" w:tplc="0419000F" w:tentative="1">
+      <w:start w:val="1"/>
+      <w:numFmt w:val="decimal"/>
+      <w:lvlText w:val="%4."/>
+      <w:lvlJc w:val="left"/>
+      <w:pPr>
+        <w:ind w:left="3589" w:hanging="360"/>
+      </w:pPr>
+    </w:lvl>
+    <w:lvl w:ilvl="4" w:tplc="04190019" w:tentative="1">
+      <w:start w:val="1"/>
+      <w:numFmt w:val="lowerLetter"/>
+      <w:lvlText w:val="%5."/>
+      <w:lvlJc w:val="left"/>
+      <w:pPr>
+        <w:ind w:left="4309" w:hanging="360"/>
+      </w:pPr>
+    </w:lvl>
+    <w:lvl w:ilvl="5" w:tplc="0419001B" w:tentative="1">
+      <w:start w:val="1"/>
+      <w:numFmt w:val="lowerRoman"/>
+      <w:lvlText w:val="%6."/>
+      <w:lvlJc w:val="right"/>
+      <w:pPr>
+        <w:ind w:left="5029" w:hanging="180"/>
+      </w:pPr>
+    </w:lvl>
+    <w:lvl w:ilvl="6" w:tplc="0419000F" w:tentative="1">
+      <w:start w:val="1"/>
+      <w:numFmt w:val="decimal"/>
+      <w:lvlText w:val="%7."/>
+      <w:lvlJc w:val="left"/>
+      <w:pPr>
+        <w:ind w:left="5749" w:hanging="360"/>
+      </w:pPr>
+    </w:lvl>
+    <w:lvl w:ilvl="7" w:tplc="04190019" w:tentative="1">
+      <w:start w:val="1"/>
+      <w:numFmt w:val="lowerLetter"/>
+      <w:lvlText w:val="%8."/>
+      <w:lvlJc w:val="left"/>
+      <w:pPr>
+        <w:ind w:left="6469" w:hanging="360"/>
+      </w:pPr>
+    </w:lvl>
+    <w:lvl w:ilvl="8" w:tplc="0419001B" w:tentative="1">
+      <w:start w:val="1"/>
+      <w:numFmt w:val="lowerRoman"/>
+      <w:lvlText w:val="%9."/>
+      <w:lvlJc w:val="right"/>
+      <w:pPr>
+        <w:ind w:left="7189" w:hanging="180"/>
+      </w:pPr>
+    </w:lvl>
+  </w:abstractNum>
+  <w:abstractNum w:abstractNumId="3" w15:restartNumberingAfterBreak="0">
     <w:nsid w:val="28D40126"/>
     <w:multiLevelType w:val="hybridMultilevel"/>
     <w:tmpl w:val="782C99FE"/>
@@ -1490,7 +1773,7 @@
         <w:ind w:left="1429" w:hanging="360"/>
       </w:pPr>
     </w:lvl>
-    <w:lvl w:ilvl="1" w:tplc="04190019" w:tentative="1">
+    <w:lvl w:ilvl="1" w:tplc="04190019">
       <w:start w:val="1"/>
       <w:numFmt w:val="lowerLetter"/>
       <w:lvlText w:val="%2."/>
@@ -1563,11 +1846,250 @@
       </w:pPr>
     </w:lvl>
   </w:abstractNum>
+  <w:abstractNum w:abstractNumId="4" w15:restartNumberingAfterBreak="0">
+    <w:nsid w:val="39594F81"/>
+    <w:multiLevelType w:val="hybridMultilevel"/>
+    <w:tmpl w:val="9636222A"/>
+    <w:lvl w:ilvl="0" w:tplc="0419000F">
+      <w:start w:val="1"/>
+      <w:numFmt w:val="decimal"/>
+      <w:lvlText w:val="%1."/>
+      <w:lvlJc w:val="left"/>
+      <w:pPr>
+        <w:ind w:left="1429" w:hanging="360"/>
+      </w:pPr>
+    </w:lvl>
+    <w:lvl w:ilvl="1" w:tplc="0CCE8F78">
+      <w:start w:val="1"/>
+      <w:numFmt w:val="bullet"/>
+      <w:lvlText w:val=""/>
+      <w:lvlJc w:val="left"/>
+      <w:pPr>
+        <w:ind w:left="2149" w:hanging="360"/>
+      </w:pPr>
+      <w:rPr>
+        <w:rFonts w:ascii="Symbol" w:hAnsi="Symbol" w:hint="default"/>
+      </w:rPr>
+    </w:lvl>
+    <w:lvl w:ilvl="2" w:tplc="0419001B" w:tentative="1">
+      <w:start w:val="1"/>
+      <w:numFmt w:val="lowerRoman"/>
+      <w:lvlText w:val="%3."/>
+      <w:lvlJc w:val="right"/>
+      <w:pPr>
+        <w:ind w:left="2869" w:hanging="180"/>
+      </w:pPr>
+    </w:lvl>
+    <w:lvl w:ilvl="3" w:tplc="0419000F" w:tentative="1">
+      <w:start w:val="1"/>
+      <w:numFmt w:val="decimal"/>
+      <w:lvlText w:val="%4."/>
+      <w:lvlJc w:val="left"/>
+      <w:pPr>
+        <w:ind w:left="3589" w:hanging="360"/>
+      </w:pPr>
+    </w:lvl>
+    <w:lvl w:ilvl="4" w:tplc="04190019" w:tentative="1">
+      <w:start w:val="1"/>
+      <w:numFmt w:val="lowerLetter"/>
+      <w:lvlText w:val="%5."/>
+      <w:lvlJc w:val="left"/>
+      <w:pPr>
+        <w:ind w:left="4309" w:hanging="360"/>
+      </w:pPr>
+    </w:lvl>
+    <w:lvl w:ilvl="5" w:tplc="0419001B" w:tentative="1">
+      <w:start w:val="1"/>
+      <w:numFmt w:val="lowerRoman"/>
+      <w:lvlText w:val="%6."/>
+      <w:lvlJc w:val="right"/>
+      <w:pPr>
+        <w:ind w:left="5029" w:hanging="180"/>
+      </w:pPr>
+    </w:lvl>
+    <w:lvl w:ilvl="6" w:tplc="0419000F" w:tentative="1">
+      <w:start w:val="1"/>
+      <w:numFmt w:val="decimal"/>
+      <w:lvlText w:val="%7."/>
+      <w:lvlJc w:val="left"/>
+      <w:pPr>
+        <w:ind w:left="5749" w:hanging="360"/>
+      </w:pPr>
+    </w:lvl>
+    <w:lvl w:ilvl="7" w:tplc="04190019" w:tentative="1">
+      <w:start w:val="1"/>
+      <w:numFmt w:val="lowerLetter"/>
+      <w:lvlText w:val="%8."/>
+      <w:lvlJc w:val="left"/>
+      <w:pPr>
+        <w:ind w:left="6469" w:hanging="360"/>
+      </w:pPr>
+    </w:lvl>
+    <w:lvl w:ilvl="8" w:tplc="0419001B" w:tentative="1">
+      <w:start w:val="1"/>
+      <w:numFmt w:val="lowerRoman"/>
+      <w:lvlText w:val="%9."/>
+      <w:lvlJc w:val="right"/>
+      <w:pPr>
+        <w:ind w:left="7189" w:hanging="180"/>
+      </w:pPr>
+    </w:lvl>
+  </w:abstractNum>
+  <w:abstractNum w:abstractNumId="5" w15:restartNumberingAfterBreak="0">
+    <w:nsid w:val="3DF11A22"/>
+    <w:multiLevelType w:val="multilevel"/>
+    <w:tmpl w:val="6ABAE55A"/>
+    <w:lvl w:ilvl="0">
+      <w:start w:val="1"/>
+      <w:numFmt w:val="decimal"/>
+      <w:lvlText w:val="%1."/>
+      <w:lvlJc w:val="left"/>
+      <w:pPr>
+        <w:tabs>
+          <w:tab w:val="num" w:pos="720"/>
+        </w:tabs>
+        <w:ind w:left="720" w:hanging="360"/>
+      </w:pPr>
+    </w:lvl>
+    <w:lvl w:ilvl="1">
+      <w:start w:val="1"/>
+      <w:numFmt w:val="bullet"/>
+      <w:lvlText w:val=""/>
+      <w:lvlJc w:val="left"/>
+      <w:pPr>
+        <w:ind w:left="1440" w:hanging="360"/>
+      </w:pPr>
+      <w:rPr>
+        <w:rFonts w:ascii="Symbol" w:hAnsi="Symbol" w:hint="default"/>
+      </w:rPr>
+    </w:lvl>
+    <w:lvl w:ilvl="2">
+      <w:start w:val="1"/>
+      <w:numFmt w:val="decimal"/>
+      <w:lvlText w:val="%3."/>
+      <w:lvlJc w:val="left"/>
+      <w:pPr>
+        <w:tabs>
+          <w:tab w:val="num" w:pos="2160"/>
+        </w:tabs>
+        <w:ind w:left="2160" w:hanging="360"/>
+      </w:pPr>
+    </w:lvl>
+    <w:lvl w:ilvl="3">
+      <w:start w:val="1"/>
+      <w:numFmt w:val="decimal"/>
+      <w:lvlText w:val="%4."/>
+      <w:lvlJc w:val="left"/>
+      <w:pPr>
+        <w:tabs>
+          <w:tab w:val="num" w:pos="2880"/>
+        </w:tabs>
+        <w:ind w:left="2880" w:hanging="360"/>
+      </w:pPr>
+    </w:lvl>
+    <w:lvl w:ilvl="4">
+      <w:start w:val="1"/>
+      <w:numFmt w:val="decimal"/>
+      <w:lvlText w:val="%5."/>
+      <w:lvlJc w:val="left"/>
+      <w:pPr>
+        <w:tabs>
+          <w:tab w:val="num" w:pos="3600"/>
+        </w:tabs>
+        <w:ind w:left="3600" w:hanging="360"/>
+      </w:pPr>
+    </w:lvl>
+    <w:lvl w:ilvl="5">
+      <w:start w:val="1"/>
+      <w:numFmt w:val="decimal"/>
+      <w:lvlText w:val="%6."/>
+      <w:lvlJc w:val="left"/>
+      <w:pPr>
+        <w:tabs>
+          <w:tab w:val="num" w:pos="4320"/>
+        </w:tabs>
+        <w:ind w:left="4320" w:hanging="360"/>
+      </w:pPr>
+    </w:lvl>
+    <w:lvl w:ilvl="6">
+      <w:start w:val="1"/>
+      <w:numFmt w:val="decimal"/>
+      <w:lvlText w:val="%7."/>
+      <w:lvlJc w:val="left"/>
+      <w:pPr>
+        <w:tabs>
+          <w:tab w:val="num" w:pos="5040"/>
+        </w:tabs>
+        <w:ind w:left="5040" w:hanging="360"/>
+      </w:pPr>
+    </w:lvl>
+    <w:lvl w:ilvl="7">
+      <w:start w:val="1"/>
+      <w:numFmt w:val="decimal"/>
+      <w:lvlText w:val="%8."/>
+      <w:lvlJc w:val="left"/>
+      <w:pPr>
+        <w:tabs>
+          <w:tab w:val="num" w:pos="5760"/>
+        </w:tabs>
+        <w:ind w:left="5760" w:hanging="360"/>
+      </w:pPr>
+    </w:lvl>
+    <w:lvl w:ilvl="8">
+      <w:start w:val="1"/>
+      <w:numFmt w:val="decimal"/>
+      <w:lvlText w:val="%9."/>
+      <w:lvlJc w:val="left"/>
+      <w:pPr>
+        <w:tabs>
+          <w:tab w:val="num" w:pos="6480"/>
+        </w:tabs>
+        <w:ind w:left="6480" w:hanging="360"/>
+      </w:pPr>
+    </w:lvl>
+  </w:abstractNum>
   <w:num w:numId="1">
-    <w:abstractNumId w:val="1"/>
+    <w:abstractNumId w:val="3"/>
   </w:num>
   <w:num w:numId="2">
     <w:abstractNumId w:val="0"/>
+  </w:num>
+  <w:num w:numId="3">
+    <w:abstractNumId w:val="5"/>
+    <w:lvlOverride w:ilvl="0">
+      <w:startOverride w:val="1"/>
+    </w:lvlOverride>
+    <w:lvlOverride w:ilvl="1"/>
+    <w:lvlOverride w:ilvl="2">
+      <w:startOverride w:val="1"/>
+    </w:lvlOverride>
+    <w:lvlOverride w:ilvl="3">
+      <w:startOverride w:val="1"/>
+    </w:lvlOverride>
+    <w:lvlOverride w:ilvl="4">
+      <w:startOverride w:val="1"/>
+    </w:lvlOverride>
+    <w:lvlOverride w:ilvl="5">
+      <w:startOverride w:val="1"/>
+    </w:lvlOverride>
+    <w:lvlOverride w:ilvl="6">
+      <w:startOverride w:val="1"/>
+    </w:lvlOverride>
+    <w:lvlOverride w:ilvl="7">
+      <w:startOverride w:val="1"/>
+    </w:lvlOverride>
+    <w:lvlOverride w:ilvl="8">
+      <w:startOverride w:val="1"/>
+    </w:lvlOverride>
+  </w:num>
+  <w:num w:numId="4">
+    <w:abstractNumId w:val="1"/>
+  </w:num>
+  <w:num w:numId="5">
+    <w:abstractNumId w:val="2"/>
+  </w:num>
+  <w:num w:numId="6">
+    <w:abstractNumId w:val="4"/>
   </w:num>
 </w:numbering>
 </file>
@@ -1970,7 +2492,7 @@
   <w:style w:type="paragraph" w:default="1" w:styleId="a">
     <w:name w:val="Normal"/>
     <w:qFormat/>
-    <w:rsid w:val="008E7E27"/>
+    <w:rsid w:val="007E1483"/>
     <w:pPr>
       <w:spacing w:line="360" w:lineRule="auto"/>
       <w:ind w:firstLine="709"/>
@@ -1984,6 +2506,7 @@
   <w:style w:type="character" w:default="1" w:styleId="a0">
     <w:name w:val="Default Paragraph Font"/>
     <w:uiPriority w:val="1"/>
+    <w:semiHidden/>
     <w:unhideWhenUsed/>
   </w:style>
   <w:style w:type="table" w:default="1" w:styleId="a1">
